--- a/materialien/Welt0_Antike/5_Loesungen/KR_W0_Akte4_Fremde_Chiffre_I_LSG.docx
+++ b/materialien/Welt0_Antike/5_Loesungen/KR_W0_Akte4_Fremde_Chiffre_I_LSG.docx
@@ -8205,7 +8205,7 @@
                 <w:color w:val="1B1B1F"/>
                 <w:sz w:val="22"/>
               </w:rPr>
-              <w:t xml:space="preserve"> mit der Fackelchiffre und dem Schlüsselwort KORINTH den Geheimtext zum Klartext „perser“. Das Quadrat zu KORINTH lautet zeilenweise: K O R I N / T H A B C / D E F G L / M P Q S U / V W X Y Z.</w:t>
+              <w:t xml:space="preserve"> mit der Fackelchiffre und dem Schlüsselwort THEBEN den Geheimtext zum Klartext „perser“. Das Quadrat zu THEBEN lautet zeilenweise: T H E B N / A C D F G / I K L M O / P Q R S U / V W X Y Z.</w:t>
             </w:r>
             <w:r>
               <w:rPr>
@@ -8335,7 +8335,7 @@
                       <w:color w:val="1F4E8C"/>
                       <w:sz w:val="22"/>
                     </w:rPr>
-                    <w:t xml:space="preserve">; KORINTH-Quadrat: k = 11, v = 51, i = 14, h = 22 → </w:t>
+                    <w:t xml:space="preserve">; THEBEN-Quadrat: k = 32, v = 51, i = 31, h = 12 → </w:t>
                   </w:r>
                   <w:r>
                     <w:rPr>
@@ -8345,7 +8345,7 @@
                       <w:color w:val="1F4E8C"/>
                       <w:sz w:val="22"/>
                     </w:rPr>
-                    <w:t>11 51 14 22 51 14</w:t>
+                    <w:t>32 51 31 12 51 31</w:t>
                   </w:r>
                   <w:r>
                     <w:rPr>

--- a/materialien/Welt0_Antike/5_Loesungen/KR_W0_Akte4_Fremde_Chiffre_I_LSG.docx
+++ b/materialien/Welt0_Antike/5_Loesungen/KR_W0_Akte4_Fremde_Chiffre_I_LSG.docx
@@ -6990,7 +6990,7 @@
           <w:color w:val="1B1B1F"/>
           <w:sz w:val="22"/>
         </w:rPr>
-        <w:t>13 43 12 34 55 35</w:t>
+        <w:t>45 35 55 12 12 51</w:t>
       </w:r>
       <w:r>
         <w:rPr>
@@ -7090,7 +7090,7 @@
                 <w:color w:val="1F4E8C"/>
                 <w:sz w:val="22"/>
               </w:rPr>
-              <w:t>hrtmzo</w:t>
+              <w:t>uozttv</w:t>
             </w:r>
             <w:r>
               <w:rPr>
@@ -7110,7 +7110,7 @@
                 <w:color w:val="1F4E8C"/>
                 <w:sz w:val="22"/>
               </w:rPr>
-              <w:t>signal</w:t>
+              <w:t>flagge</w:t>
             </w:r>
             <w:r>
               <w:rPr>

--- a/materialien/Welt0_Antike/5_Loesungen/KR_W0_Akte4_Fremde_Chiffre_I_LSG.docx
+++ b/materialien/Welt0_Antike/5_Loesungen/KR_W0_Akte4_Fremde_Chiffre_I_LSG.docx
@@ -8910,7 +8910,7 @@
                 <w:color w:val="1B1B1F"/>
                 <w:sz w:val="22"/>
               </w:rPr>
-              <w:t xml:space="preserve">Level 0.4 „Fremde Chiffre I: Polybios und Atbash“; danach wartet der </w:t>
+              <w:t xml:space="preserve">Level 0.4 „Fremde Chiffre I: Polybios und Atbash“ (im Kryptolabor: Polybios &amp; Playfair); danach wartet der </w:t>
             </w:r>
             <w:r>
               <w:rPr>
